--- a/Session11_assignment.docx
+++ b/Session11_assignment.docx
@@ -62,7 +62,7 @@
           <w:szCs w:val="28"/>
         </w:rPr>
         <w:drawing>
-          <wp:inline distT="0" distB="0" distL="0" distR="0" wp14:anchorId="0A94B6B5" wp14:editId="546753C4">
+          <wp:inline distT="0" distB="0" distL="0" distR="0" wp14:anchorId="0A94B6B5" wp14:editId="5DF73406">
             <wp:extent cx="5731510" cy="1757045"/>
             <wp:effectExtent l="0" t="0" r="2540" b="0"/>
             <wp:docPr id="797485084" name="Picture 1"/>
@@ -150,7 +150,7 @@
           <w:szCs w:val="28"/>
         </w:rPr>
         <w:drawing>
-          <wp:inline distT="0" distB="0" distL="0" distR="0" wp14:anchorId="42AC3322" wp14:editId="1D243299">
+          <wp:inline distT="0" distB="0" distL="0" distR="0" wp14:anchorId="42AC3322" wp14:editId="62C295BC">
             <wp:extent cx="5731510" cy="2435860"/>
             <wp:effectExtent l="0" t="0" r="2540" b="2540"/>
             <wp:docPr id="141327820" name="Picture 2"/>
@@ -287,7 +287,7 @@
           <w:szCs w:val="28"/>
         </w:rPr>
         <w:drawing>
-          <wp:inline distT="0" distB="0" distL="0" distR="0" wp14:anchorId="6A2135AC" wp14:editId="43D78773">
+          <wp:inline distT="0" distB="0" distL="0" distR="0" wp14:anchorId="6A2135AC" wp14:editId="006FF97B">
             <wp:extent cx="5731510" cy="714375"/>
             <wp:effectExtent l="0" t="0" r="2540" b="9525"/>
             <wp:docPr id="549646515" name="Picture 3"/>
@@ -343,7 +343,7 @@
           <w:szCs w:val="28"/>
         </w:rPr>
         <w:drawing>
-          <wp:inline distT="0" distB="0" distL="0" distR="0" wp14:anchorId="778C647C" wp14:editId="2C0B2D59">
+          <wp:inline distT="0" distB="0" distL="0" distR="0" wp14:anchorId="778C647C" wp14:editId="1E2EB204">
             <wp:extent cx="5731510" cy="678180"/>
             <wp:effectExtent l="0" t="0" r="2540" b="7620"/>
             <wp:docPr id="1872638929" name="Picture 4"/>
@@ -399,7 +399,7 @@
           <w:szCs w:val="28"/>
         </w:rPr>
         <w:drawing>
-          <wp:inline distT="0" distB="0" distL="0" distR="0" wp14:anchorId="4A50872D" wp14:editId="2CD615B3">
+          <wp:inline distT="0" distB="0" distL="0" distR="0" wp14:anchorId="4A50872D" wp14:editId="7AF182AA">
             <wp:extent cx="5731510" cy="648970"/>
             <wp:effectExtent l="0" t="0" r="2540" b="0"/>
             <wp:docPr id="705279633" name="Picture 5"/>
@@ -455,7 +455,7 @@
           <w:szCs w:val="28"/>
         </w:rPr>
         <w:drawing>
-          <wp:inline distT="0" distB="0" distL="0" distR="0" wp14:anchorId="2474B147" wp14:editId="0A605629">
+          <wp:inline distT="0" distB="0" distL="0" distR="0" wp14:anchorId="2474B147" wp14:editId="510D0123">
             <wp:extent cx="5731510" cy="679450"/>
             <wp:effectExtent l="0" t="0" r="2540" b="6350"/>
             <wp:docPr id="1934033935" name="Picture 6"/>
@@ -519,7 +519,7 @@
           <w:szCs w:val="28"/>
         </w:rPr>
         <w:drawing>
-          <wp:inline distT="0" distB="0" distL="0" distR="0" wp14:anchorId="2D368AE1" wp14:editId="5FCB03DE">
+          <wp:inline distT="0" distB="0" distL="0" distR="0" wp14:anchorId="2D368AE1" wp14:editId="006580DB">
             <wp:extent cx="5731510" cy="1795780"/>
             <wp:effectExtent l="0" t="0" r="2540" b="0"/>
             <wp:docPr id="1335114776" name="Picture 7"/>
@@ -576,6 +576,46 @@
           <w:szCs w:val="28"/>
         </w:rPr>
       </w:pPr>
+    </w:p>
+    <w:p>
+      <w:pPr>
+        <w:rPr>
+          <w:sz w:val="28"/>
+          <w:szCs w:val="28"/>
+        </w:rPr>
+      </w:pPr>
+    </w:p>
+    <w:p>
+      <w:pPr>
+        <w:rPr>
+          <w:sz w:val="28"/>
+          <w:szCs w:val="28"/>
+        </w:rPr>
+      </w:pPr>
+    </w:p>
+    <w:p>
+      <w:pPr>
+        <w:rPr>
+          <w:sz w:val="28"/>
+          <w:szCs w:val="28"/>
+        </w:rPr>
+      </w:pPr>
+    </w:p>
+    <w:p>
+      <w:pPr>
+        <w:rPr>
+          <w:sz w:val="28"/>
+          <w:szCs w:val="28"/>
+        </w:rPr>
+      </w:pPr>
+    </w:p>
+    <w:p>
+      <w:pPr>
+        <w:rPr>
+          <w:sz w:val="28"/>
+          <w:szCs w:val="28"/>
+        </w:rPr>
+      </w:pPr>
       <w:r>
         <w:rPr>
           <w:b/>
@@ -583,6 +623,7 @@
           <w:sz w:val="28"/>
           <w:szCs w:val="28"/>
         </w:rPr>
+        <w:lastRenderedPageBreak/>
         <w:t>4.</w:t>
       </w:r>
       <w:r>
@@ -665,6 +706,14 @@
         </w:rPr>
         <w:t>&gt;</w:t>
       </w:r>
+    </w:p>
+    <w:p>
+      <w:pPr>
+        <w:rPr>
+          <w:sz w:val="28"/>
+          <w:szCs w:val="28"/>
+        </w:rPr>
+      </w:pPr>
     </w:p>
     <w:p>
       <w:pPr>
@@ -1322,6 +1371,7 @@
   <w:style w:type="character" w:default="1" w:styleId="DefaultParagraphFont">
     <w:name w:val="Default Paragraph Font"/>
     <w:uiPriority w:val="1"/>
+    <w:semiHidden/>
     <w:unhideWhenUsed/>
   </w:style>
   <w:style w:type="table" w:default="1" w:styleId="TableNormal">

--- a/Session11_assignment.docx
+++ b/Session11_assignment.docx
@@ -62,7 +62,7 @@
           <w:szCs w:val="28"/>
         </w:rPr>
         <w:drawing>
-          <wp:inline distT="0" distB="0" distL="0" distR="0" wp14:anchorId="0A94B6B5" wp14:editId="5DF73406">
+          <wp:inline distT="0" distB="0" distL="0" distR="0" wp14:anchorId="0A94B6B5" wp14:editId="74FD2B67">
             <wp:extent cx="5731510" cy="1757045"/>
             <wp:effectExtent l="0" t="0" r="2540" b="0"/>
             <wp:docPr id="797485084" name="Picture 1"/>
@@ -150,7 +150,7 @@
           <w:szCs w:val="28"/>
         </w:rPr>
         <w:drawing>
-          <wp:inline distT="0" distB="0" distL="0" distR="0" wp14:anchorId="42AC3322" wp14:editId="62C295BC">
+          <wp:inline distT="0" distB="0" distL="0" distR="0" wp14:anchorId="42AC3322" wp14:editId="41304CC0">
             <wp:extent cx="5731510" cy="2435860"/>
             <wp:effectExtent l="0" t="0" r="2540" b="2540"/>
             <wp:docPr id="141327820" name="Picture 2"/>
@@ -287,7 +287,7 @@
           <w:szCs w:val="28"/>
         </w:rPr>
         <w:drawing>
-          <wp:inline distT="0" distB="0" distL="0" distR="0" wp14:anchorId="6A2135AC" wp14:editId="006FF97B">
+          <wp:inline distT="0" distB="0" distL="0" distR="0" wp14:anchorId="6A2135AC" wp14:editId="71616A1A">
             <wp:extent cx="5731510" cy="714375"/>
             <wp:effectExtent l="0" t="0" r="2540" b="9525"/>
             <wp:docPr id="549646515" name="Picture 3"/>
@@ -343,7 +343,7 @@
           <w:szCs w:val="28"/>
         </w:rPr>
         <w:drawing>
-          <wp:inline distT="0" distB="0" distL="0" distR="0" wp14:anchorId="778C647C" wp14:editId="1E2EB204">
+          <wp:inline distT="0" distB="0" distL="0" distR="0" wp14:anchorId="778C647C" wp14:editId="20477BB4">
             <wp:extent cx="5731510" cy="678180"/>
             <wp:effectExtent l="0" t="0" r="2540" b="7620"/>
             <wp:docPr id="1872638929" name="Picture 4"/>
@@ -399,7 +399,7 @@
           <w:szCs w:val="28"/>
         </w:rPr>
         <w:drawing>
-          <wp:inline distT="0" distB="0" distL="0" distR="0" wp14:anchorId="4A50872D" wp14:editId="7AF182AA">
+          <wp:inline distT="0" distB="0" distL="0" distR="0" wp14:anchorId="4A50872D" wp14:editId="47303AAB">
             <wp:extent cx="5731510" cy="648970"/>
             <wp:effectExtent l="0" t="0" r="2540" b="0"/>
             <wp:docPr id="705279633" name="Picture 5"/>
@@ -455,7 +455,7 @@
           <w:szCs w:val="28"/>
         </w:rPr>
         <w:drawing>
-          <wp:inline distT="0" distB="0" distL="0" distR="0" wp14:anchorId="2474B147" wp14:editId="510D0123">
+          <wp:inline distT="0" distB="0" distL="0" distR="0" wp14:anchorId="2474B147" wp14:editId="49150A12">
             <wp:extent cx="5731510" cy="679450"/>
             <wp:effectExtent l="0" t="0" r="2540" b="6350"/>
             <wp:docPr id="1934033935" name="Picture 6"/>
@@ -519,7 +519,7 @@
           <w:szCs w:val="28"/>
         </w:rPr>
         <w:drawing>
-          <wp:inline distT="0" distB="0" distL="0" distR="0" wp14:anchorId="2D368AE1" wp14:editId="006580DB">
+          <wp:inline distT="0" distB="0" distL="0" distR="0" wp14:anchorId="2D368AE1" wp14:editId="240E0651">
             <wp:extent cx="5731510" cy="1795780"/>
             <wp:effectExtent l="0" t="0" r="2540" b="0"/>
             <wp:docPr id="1335114776" name="Picture 7"/>
@@ -705,6 +705,62 @@
           <w:szCs w:val="28"/>
         </w:rPr>
         <w:t>&gt;</w:t>
+      </w:r>
+    </w:p>
+    <w:p>
+      <w:pPr>
+        <w:rPr>
+          <w:sz w:val="28"/>
+          <w:szCs w:val="28"/>
+        </w:rPr>
+      </w:pPr>
+      <w:r>
+        <w:rPr>
+          <w:noProof/>
+          <w:sz w:val="28"/>
+          <w:szCs w:val="28"/>
+        </w:rPr>
+        <w:drawing>
+          <wp:inline distT="0" distB="0" distL="0" distR="0" wp14:anchorId="611D7B0C" wp14:editId="66068AF7">
+            <wp:extent cx="5731510" cy="1564005"/>
+            <wp:effectExtent l="0" t="0" r="2540" b="0"/>
+            <wp:docPr id="2073243551" name="Picture 1"/>
+            <wp:cNvGraphicFramePr>
+              <a:graphicFrameLocks xmlns:a="http://schemas.openxmlformats.org/drawingml/2006/main" noChangeAspect="1"/>
+            </wp:cNvGraphicFramePr>
+            <a:graphic xmlns:a="http://schemas.openxmlformats.org/drawingml/2006/main">
+              <a:graphicData uri="http://schemas.openxmlformats.org/drawingml/2006/picture">
+                <pic:pic xmlns:pic="http://schemas.openxmlformats.org/drawingml/2006/picture">
+                  <pic:nvPicPr>
+                    <pic:cNvPr id="2073243551" name="Picture 2073243551"/>
+                    <pic:cNvPicPr/>
+                  </pic:nvPicPr>
+                  <pic:blipFill>
+                    <a:blip r:embed="rId11" cstate="print">
+                      <a:extLst>
+                        <a:ext uri="{28A0092B-C50C-407E-A947-70E740481C1C}">
+                          <a14:useLocalDpi xmlns:a14="http://schemas.microsoft.com/office/drawing/2010/main" val="0"/>
+                        </a:ext>
+                      </a:extLst>
+                    </a:blip>
+                    <a:stretch>
+                      <a:fillRect/>
+                    </a:stretch>
+                  </pic:blipFill>
+                  <pic:spPr>
+                    <a:xfrm>
+                      <a:off x="0" y="0"/>
+                      <a:ext cx="5731510" cy="1564005"/>
+                    </a:xfrm>
+                    <a:prstGeom prst="rect">
+                      <a:avLst/>
+                    </a:prstGeom>
+                  </pic:spPr>
+                </pic:pic>
+              </a:graphicData>
+            </a:graphic>
+          </wp:inline>
+        </w:drawing>
       </w:r>
     </w:p>
     <w:p>
